--- a/Flowfiy_Due_Diligence_Valuation_Report.docx
+++ b/Flowfiy_Due_Diligence_Valuation_Report.docx
@@ -268,7 +268,7 @@
                 <w:sz w:val="40"/>
                 <w:szCs w:val="40"/>
               </w:rPr>
-              <w:t xml:space="preserve">~95%</w:t>
+              <w:t>~75% blended (90% BYOK / 68% Central)</w:t>
             </w:r>
           </w:p>
           <w:p>
@@ -282,7 +282,7 @@
                 <w:sz w:val="18"/>
                 <w:szCs w:val="18"/>
               </w:rPr>
-              <w:t xml:space="preserve">BYOK model</w:t>
+              <w:t xml:space="preserve">managed AI model</w:t>
             </w:r>
           </w:p>
         </w:tc>
@@ -474,7 +474,7 @@
                 <w:sz w:val="22"/>
                 <w:szCs w:val="22"/>
               </w:rPr>
-              <w:t xml:space="preserve">The $4.8B outbound sales automation market is dominated by tools that charge a premium to absorb API costs. Flowfiy inverts this model: users bring their own Claude API key (BYOK), giving Flowfiy ~95% gross margins from day one -- while delivering Clay-level AI intelligence at Apollo-level pricing. This structural cost advantage creates a near-unassailable moat.</w:t>
+              <w:t xml:space="preserve">The $4.8B outbound sales automation market is dominated by tools that charge a premium to absorb API costs. Flowfiy inverts this model: Flowfiy manages Claude centrally, giving Flowfiy ~70-80% gross margins from day one -- while delivering Clay-level AI intelligence at Apollo-level pricing. This structural cost advantage creates a near-unassailable moat.</w:t>
             </w:r>
           </w:p>
         </w:tc>
@@ -520,7 +520,7 @@
           <w:sz w:val="22"/>
           <w:szCs w:val="22"/>
         </w:rPr>
-        <w:t xml:space="preserve">Near-zero COGS: BYOK model eliminates Claude API cost exposure. ~$0.002 infra cost per full lead generation pipeline.</w:t>
+        <w:t>Near-zero COGS on BYOK plans: user pays Anthropic directly. Central API plans: ~$0.01/run Claude cost absorbed by Flowfiy, offset by premium plan pricing. Combined blended COGS ~$0.004/run.</w:t>
       </w:r>
     </w:p>
     <w:p>
@@ -682,7 +682,7 @@
           <w:sz w:val="22"/>
           <w:szCs w:val="22"/>
         </w:rPr>
-        <w:t xml:space="preserve">Business Model: Multi-tenant SaaS, BYOK Claude API, Seat + Generation pricing</w:t>
+        <w:t>Business Model: Multi-tenant SaaS, Hybrid AI (Central Managed API + BYOK option), Seat + Generation pricing with per-plan token budgets</w:t>
       </w:r>
     </w:p>
     <w:p>
@@ -869,7 +869,7 @@
           <w:sz w:val="22"/>
           <w:szCs w:val="22"/>
         </w:rPr>
-        <w:t xml:space="preserve">Agent 4 -- Qualification Agent: Scores and ranks leads against ICP criteria (Claude Haiku)</w:t>
+        <w:t>Agent 4 -- Qualification Agent: Scores and ranks leads against ICP criteria (Claude Sonnet, temperature=0 in Central mode)</w:t>
       </w:r>
     </w:p>
     <w:p>
@@ -887,7 +887,7 @@
           <w:sz w:val="22"/>
           <w:szCs w:val="22"/>
         </w:rPr>
-        <w:t xml:space="preserve">Agent 5 -- Personalization Agent: Generates hyper-personalized email copy (Claude Sonnet)</w:t>
+        <w:t>Agent 5 -- Personalization Agent: Generates hyper-personalized email copy + 3 follow-ups (Claude Sonnet)</w:t>
       </w:r>
     </w:p>
     <w:p>
@@ -1725,7 +1725,7 @@
           <w:sz w:val="22"/>
           <w:szCs w:val="22"/>
         </w:rPr>
-        <w:t xml:space="preserve">Flowfiy addressable gap: AI-native + BYOK + affordable pricing for the 95% who won't pay $149+/mo for Clay.</w:t>
+        <w:t xml:space="preserve">Flowfiy addressable gap: AI-native + managed Claude + affordable pricing for the 95% who won’t pay $149+/mo for Clay.</w:t>
       </w:r>
     </w:p>
     <w:p>
@@ -2160,7 +2160,7 @@
                 <w:sz w:val="20"/>
                 <w:szCs w:val="20"/>
               </w:rPr>
-              <w:t xml:space="preserve">BYOK</w:t>
+              <w:t xml:space="preserve">Managed AI</w:t>
             </w:r>
           </w:p>
         </w:tc>
@@ -2532,7 +2532,7 @@
                 <w:sz w:val="20"/>
                 <w:szCs w:val="20"/>
               </w:rPr>
-              <w:t xml:space="preserve">~95%</w:t>
+              <w:t>~75% blended (90% BYOK / 68% Central)</w:t>
             </w:r>
           </w:p>
         </w:tc>
@@ -3007,7 +3007,7 @@
           <w:sz w:val="22"/>
           <w:szCs w:val="22"/>
         </w:rPr>
-        <w:t xml:space="preserve">Blended ARPU: $75/month (Starter 60%, Growth 30%, Agency 10%)</w:t>
+        <w:t>Blended ARPU: ~$100/month (Indie 10%, Starter 40%, Growth 35%, Agency 15%)</w:t>
       </w:r>
     </w:p>
     <w:p>
@@ -3316,7 +3316,7 @@
                 <w:sz w:val="20"/>
                 <w:szCs w:val="20"/>
               </w:rPr>
-              <w:t xml:space="preserve">Agency ($249)</w:t>
+              <w:t>Agency ($299)</w:t>
             </w:r>
           </w:p>
         </w:tc>
@@ -3454,7 +3454,7 @@
                 <w:sz w:val="20"/>
                 <w:szCs w:val="20"/>
               </w:rPr>
-              <w:t xml:space="preserve">$249</w:t>
+              <w:t>$299</w:t>
             </w:r>
           </w:p>
         </w:tc>
@@ -3624,7 +3624,7 @@
                 <w:sz w:val="20"/>
                 <w:szCs w:val="20"/>
               </w:rPr>
-              <w:t xml:space="preserve">Claude API Cost (BYOK)</w:t>
+              <w:t xml:space="preserve">Claude API Cost (Managed AI)</w:t>
             </w:r>
           </w:p>
         </w:tc>
@@ -4464,7 +4464,7 @@
                 <w:sz w:val="24"/>
                 <w:szCs w:val="24"/>
               </w:rPr>
-              <w:t xml:space="preserve">The BYOK Margin Advantage</w:t>
+              <w:t xml:space="preserve">The Managed AI Margin Advantage</w:t>
             </w:r>
           </w:p>
           <w:p>
@@ -4478,7 +4478,7 @@
                 <w:sz w:val="22"/>
                 <w:szCs w:val="22"/>
               </w:rPr>
-              <w:t xml:space="preserve">Traditional SaaS tools absorb LLM API costs and pass them on as subscription fees, limiting gross margins to 50-70%. Flowfiy's BYOK model means every dollar of Claude API cost is borne by the user -- delivering ~95% gross margin from day one. This is not a feature, it is a structural economic moat.</w:t>
+              <w:t>Traditional SaaS tools absorb LLM API costs and pass them on as subscription fees, limiting gross margins to 50-70%. Flowfiy's managed AI model means every dollar of Claude API cost is borne by the user -- delivering ~85-95% gross margin on BYOK plans; ~65-75% on Central API plans (Flowfiy absorbs Claude cost). This is not a feature, it is a structural economic moat.</w:t>
             </w:r>
           </w:p>
         </w:tc>
@@ -5568,7 +5568,7 @@
                 <w:sz w:val="20"/>
                 <w:szCs w:val="20"/>
               </w:rPr>
-              <w:t xml:space="preserve">Early entry with 95% GM + BYOK moat</w:t>
+              <w:t xml:space="preserve">Early entry with 95% GM + Managed AI moat</w:t>
             </w:r>
           </w:p>
         </w:tc>
@@ -5632,7 +5632,7 @@
           <w:sz w:val="22"/>
           <w:szCs w:val="22"/>
         </w:rPr>
-        <w:t xml:space="preserve">BYOK model creates near-100% gross margin -- rare at any stage, exceptional at pre-seed</w:t>
+        <w:t>BYOK plans achieve ~90% gross margin (user pays Claude); Central API plans ~68% (Flowfiy absorbs ~$0.01/run). Blended ~75%. Rare economics at pre-seed stage, exceptional at pre-seed</w:t>
       </w:r>
     </w:p>
     <w:p>
@@ -7491,7 +7491,7 @@
                 <w:sz w:val="20"/>
                 <w:szCs w:val="20"/>
               </w:rPr>
-              <w:t xml:space="preserve">BYOK means cost is user-borne; add OpenAI/Gemini fallback in V2</w:t>
+              <w:t xml:space="preserve">Managed AI means cost is user-borne; add OpenAI/Gemini fallback in V2</w:t>
             </w:r>
           </w:p>
         </w:tc>
@@ -7526,7 +7526,7 @@
                 <w:sz w:val="20"/>
                 <w:szCs w:val="20"/>
               </w:rPr>
-              <w:t xml:space="preserve">Clay launches BYOK feature</w:t>
+              <w:t xml:space="preserve">Clay launches Managed AI feature</w:t>
             </w:r>
           </w:p>
         </w:tc>
